--- a/testakten/gesellschaftsgruender-ki-krypto-startup-berlin-musterprotokoll/08_geschaeftsanteile_verteilung_und_vesting.docx
+++ b/testakten/gesellschaftsgruender-ki-krypto-startup-berlin-musterprotokoll/08_geschaeftsanteile_verteilung_und_vesting.docx
@@ -5,16 +5,20 @@
     <w:p>
       <w:pPr>
         <w:pStyle w:val="Heading1"/>
+        <w:spacing w:after="160" w:line="259" w:lineRule="auto"/>
       </w:pPr>
       <w:r>
         <w:rPr>
           <w:rFonts w:ascii="Times New Roman" w:hAnsi="Times New Roman"/>
+          <w:b/>
+          <w:sz w:val="28"/>
         </w:rPr>
         <w:t>Verteilung der Geschäftsanteile und Vesting-Mechanik</w:t>
       </w:r>
     </w:p>
     <w:p>
       <w:pPr>
+        <w:spacing w:line="259" w:lineRule="auto" w:after="60"/>
         <w:jc w:val="left"/>
       </w:pPr>
       <w:r>
@@ -24,10 +28,13 @@
     <w:p>
       <w:pPr>
         <w:pStyle w:val="Heading2"/>
+        <w:spacing w:before="120" w:after="60" w:line="259" w:lineRule="auto"/>
       </w:pPr>
       <w:r>
         <w:rPr>
           <w:rFonts w:ascii="Times New Roman" w:hAnsi="Times New Roman"/>
+          <w:b/>
+          <w:sz w:val="22"/>
         </w:rPr>
         <w:t>1. Verteilung bei Gründung (vor Kapitalerhöhung Pfaffenrode)</w:t>
       </w:r>
@@ -341,6 +348,7 @@
     </w:tbl>
     <w:p>
       <w:pPr>
+        <w:spacing w:line="259" w:lineRule="auto" w:after="60"/>
         <w:jc w:val="left"/>
       </w:pPr>
       <w:r>
@@ -350,16 +358,20 @@
     <w:p>
       <w:pPr>
         <w:pStyle w:val="Heading2"/>
+        <w:spacing w:before="120" w:after="60" w:line="259" w:lineRule="auto"/>
       </w:pPr>
       <w:r>
         <w:rPr>
           <w:rFonts w:ascii="Times New Roman" w:hAnsi="Times New Roman"/>
+          <w:b/>
+          <w:sz w:val="22"/>
         </w:rPr>
         <w:t>2. Verteilung nach Kapitalerhöhung Pfaffenrode</w:t>
       </w:r>
     </w:p>
     <w:p>
       <w:pPr>
+        <w:spacing w:line="259" w:lineRule="auto" w:after="60"/>
         <w:jc w:val="left"/>
       </w:pPr>
       <w:r>
@@ -368,9 +380,15 @@
     </w:p>
     <w:p>
       <w:pPr>
+        <w:spacing w:before="120" w:after="60" w:line="259" w:lineRule="auto"/>
         <w:jc w:val="left"/>
       </w:pPr>
       <w:r>
+        <w:rPr>
+          <w:rFonts w:ascii="Times New Roman" w:hAnsi="Times New Roman"/>
+          <w:b/>
+          <w:sz w:val="22"/>
+        </w:rPr>
         <w:t>Cap Table nach Kapitalerhöhung:</w:t>
       </w:r>
     </w:p>
@@ -655,6 +673,7 @@
     </w:tbl>
     <w:p>
       <w:pPr>
+        <w:spacing w:line="259" w:lineRule="auto" w:after="60"/>
         <w:jc w:val="left"/>
       </w:pPr>
       <w:r>
@@ -663,6 +682,7 @@
     </w:p>
     <w:p>
       <w:pPr>
+        <w:spacing w:line="259" w:lineRule="auto" w:after="60"/>
         <w:jc w:val="left"/>
       </w:pPr>
       <w:r>
@@ -672,6 +692,7 @@
     <w:p>
       <w:pPr>
         <w:pStyle w:val="Heading2"/>
+        <w:spacing w:line="259" w:lineRule="auto" w:after="60"/>
       </w:pPr>
       <w:r>
         <w:rPr>
@@ -815,6 +836,7 @@
     </w:tbl>
     <w:p>
       <w:pPr>
+        <w:spacing w:line="259" w:lineRule="auto" w:after="60"/>
         <w:jc w:val="left"/>
       </w:pPr>
       <w:r>
@@ -824,6 +846,7 @@
     <w:p>
       <w:pPr>
         <w:pStyle w:val="Heading2"/>
+        <w:spacing w:line="259" w:lineRule="auto" w:after="60"/>
       </w:pPr>
       <w:r>
         <w:rPr>
@@ -834,6 +857,7 @@
     </w:p>
     <w:p>
       <w:pPr>
+        <w:spacing w:line="259" w:lineRule="auto" w:after="60"/>
         <w:jc w:val="left"/>
       </w:pPr>
       <w:r>
@@ -1035,6 +1059,7 @@
     </w:tbl>
     <w:p>
       <w:pPr>
+        <w:spacing w:line="259" w:lineRule="auto" w:after="60"/>
         <w:jc w:val="left"/>
       </w:pPr>
       <w:r>
@@ -1044,6 +1069,7 @@
     <w:p>
       <w:pPr>
         <w:pStyle w:val="ListBullet"/>
+        <w:spacing w:line="259" w:lineRule="auto" w:after="60"/>
       </w:pPr>
       <w:r>
         <w:t>Nach 0 bis 11 Monaten: 0 EUR vested. Bei Ausscheiden Rückgabe aller Anteile zum Nominalwert.</w:t>
@@ -1052,6 +1078,7 @@
     <w:p>
       <w:pPr>
         <w:pStyle w:val="ListBullet"/>
+        <w:spacing w:line="259" w:lineRule="auto" w:after="60"/>
       </w:pPr>
       <w:r>
         <w:t>Nach 12 Monaten (Cliff): 25 Prozent vested, also 2.250 EUR Nennbetrag vested.</w:t>
@@ -1060,6 +1087,7 @@
     <w:p>
       <w:pPr>
         <w:pStyle w:val="ListBullet"/>
+        <w:spacing w:line="259" w:lineRule="auto" w:after="60"/>
       </w:pPr>
       <w:r>
         <w:t>Nach 24 Monaten: 50 Prozent vested.</w:t>
@@ -1068,6 +1096,7 @@
     <w:p>
       <w:pPr>
         <w:pStyle w:val="ListBullet"/>
+        <w:spacing w:line="259" w:lineRule="auto" w:after="60"/>
       </w:pPr>
       <w:r>
         <w:t>Nach 36 Monaten: 75 Prozent vested.</w:t>
@@ -1076,6 +1105,7 @@
     <w:p>
       <w:pPr>
         <w:pStyle w:val="ListBullet"/>
+        <w:spacing w:line="259" w:lineRule="auto" w:after="60"/>
       </w:pPr>
       <w:r>
         <w:t>Nach 48 Monaten: 100 Prozent vested. Keine Rückgabepflicht mehr.</w:t>
@@ -1084,6 +1114,7 @@
     <w:p>
       <w:pPr>
         <w:pStyle w:val="Heading2"/>
+        <w:spacing w:line="259" w:lineRule="auto" w:after="60"/>
       </w:pPr>
       <w:r>
         <w:rPr>
@@ -1095,6 +1126,7 @@
     <w:p>
       <w:pPr>
         <w:pStyle w:val="Heading3"/>
+        <w:spacing w:line="259" w:lineRule="auto" w:after="60"/>
       </w:pPr>
       <w:r>
         <w:rPr>
@@ -1105,6 +1137,7 @@
     </w:p>
     <w:p>
       <w:pPr>
+        <w:spacing w:line="259" w:lineRule="auto" w:after="60"/>
         <w:jc w:val="left"/>
       </w:pPr>
       <w:r>
@@ -1114,6 +1147,7 @@
     <w:p>
       <w:pPr>
         <w:pStyle w:val="ListBullet"/>
+        <w:spacing w:line="259" w:lineRule="auto" w:after="60"/>
       </w:pPr>
       <w:r>
         <w:t>Tod oder Berufsunfähigkeit</w:t>
@@ -1122,6 +1156,7 @@
     <w:p>
       <w:pPr>
         <w:pStyle w:val="ListBullet"/>
+        <w:spacing w:line="259" w:lineRule="auto" w:after="60"/>
       </w:pPr>
       <w:r>
         <w:t>Kündigung durch die Gesellschaft ohne wichtigen Grund (Paragraph 626 BGB)</w:t>
@@ -1130,6 +1165,7 @@
     <w:p>
       <w:pPr>
         <w:pStyle w:val="ListBullet"/>
+        <w:spacing w:line="259" w:lineRule="auto" w:after="60"/>
       </w:pPr>
       <w:r>
         <w:t>Eigenkündigung wegen schwerer Krankheit nach ärztlichem Attest</w:t>
@@ -1138,6 +1174,7 @@
     <w:p>
       <w:pPr>
         <w:pStyle w:val="ListBullet"/>
+        <w:spacing w:line="259" w:lineRule="auto" w:after="60"/>
       </w:pPr>
       <w:r>
         <w:t>einvernehmliche Beendigung mit Zustimmung der Mehrheit der anderen Gründer</w:t>
@@ -1145,6 +1182,7 @@
     </w:p>
     <w:p>
       <w:pPr>
+        <w:spacing w:line="259" w:lineRule="auto" w:after="60"/>
         <w:jc w:val="left"/>
       </w:pPr>
       <w:r>
@@ -1154,6 +1192,7 @@
     <w:p>
       <w:pPr>
         <w:pStyle w:val="Heading3"/>
+        <w:spacing w:line="259" w:lineRule="auto" w:after="60"/>
       </w:pPr>
       <w:r>
         <w:rPr>
@@ -1164,6 +1203,7 @@
     </w:p>
     <w:p>
       <w:pPr>
+        <w:spacing w:line="259" w:lineRule="auto" w:after="60"/>
         <w:jc w:val="left"/>
       </w:pPr>
       <w:r>
@@ -1173,6 +1213,7 @@
     <w:p>
       <w:pPr>
         <w:pStyle w:val="ListBullet"/>
+        <w:spacing w:line="259" w:lineRule="auto" w:after="60"/>
       </w:pPr>
       <w:r>
         <w:t>schwerer Pflichtverletzung als Geschäftsführer (Paragraph 38 Absatz 2 GmbHG, wichtiger Grund)</w:t>
@@ -1181,6 +1222,7 @@
     <w:p>
       <w:pPr>
         <w:pStyle w:val="ListBullet"/>
+        <w:spacing w:line="259" w:lineRule="auto" w:after="60"/>
       </w:pPr>
       <w:r>
         <w:t>Verstoß gegen Wettbewerbsverbot</w:t>
@@ -1189,6 +1231,7 @@
     <w:p>
       <w:pPr>
         <w:pStyle w:val="ListBullet"/>
+        <w:spacing w:line="259" w:lineRule="auto" w:after="60"/>
       </w:pPr>
       <w:r>
         <w:t>Verstoß gegen Vertraulichkeitspflichten</w:t>
@@ -1197,6 +1240,7 @@
     <w:p>
       <w:pPr>
         <w:pStyle w:val="ListBullet"/>
+        <w:spacing w:line="259" w:lineRule="auto" w:after="60"/>
       </w:pPr>
       <w:r>
         <w:t>strafrechtlicher Verurteilung wegen Vermögensdelikten gegen die Gesellschaft</w:t>
@@ -1204,6 +1248,7 @@
     </w:p>
     <w:p>
       <w:pPr>
+        <w:spacing w:line="259" w:lineRule="auto" w:after="60"/>
         <w:jc w:val="left"/>
       </w:pPr>
       <w:r>
@@ -1222,6 +1267,7 @@
     <w:p>
       <w:pPr>
         <w:pStyle w:val="Heading3"/>
+        <w:spacing w:line="259" w:lineRule="auto" w:after="60"/>
       </w:pPr>
       <w:r>
         <w:rPr>
@@ -1232,6 +1278,7 @@
     </w:p>
     <w:p>
       <w:pPr>
+        <w:spacing w:line="259" w:lineRule="auto" w:after="60"/>
         <w:jc w:val="left"/>
       </w:pPr>
       <w:r>
@@ -1241,6 +1288,7 @@
     <w:p>
       <w:pPr>
         <w:pStyle w:val="Heading2"/>
+        <w:spacing w:line="259" w:lineRule="auto" w:after="60"/>
       </w:pPr>
       <w:r>
         <w:rPr>
@@ -1251,6 +1299,7 @@
     </w:p>
     <w:p>
       <w:pPr>
+        <w:spacing w:line="259" w:lineRule="auto" w:after="60"/>
         <w:jc w:val="left"/>
       </w:pPr>
       <w:r>
@@ -1260,6 +1309,7 @@
     <w:p>
       <w:pPr>
         <w:pStyle w:val="Heading2"/>
+        <w:spacing w:line="259" w:lineRule="auto" w:after="60"/>
       </w:pPr>
       <w:r>
         <w:rPr>
@@ -1270,6 +1320,7 @@
     </w:p>
     <w:p>
       <w:pPr>
+        <w:spacing w:line="259" w:lineRule="auto" w:after="60"/>
         <w:jc w:val="left"/>
       </w:pPr>
       <w:r>
@@ -1279,6 +1330,7 @@
     <w:p>
       <w:pPr>
         <w:pStyle w:val="Heading2"/>
+        <w:spacing w:line="259" w:lineRule="auto" w:after="60"/>
       </w:pPr>
       <w:r>
         <w:rPr>
@@ -1290,6 +1342,7 @@
     <w:p>
       <w:pPr>
         <w:pStyle w:val="ListNumber"/>
+        <w:spacing w:line="259" w:lineRule="auto" w:after="60"/>
       </w:pPr>
       <w:r>
         <w:t>Bewertungsmethode für Good-Leaver-Verkehrswert nach Ablauf des Cliffs: vereinbart wird "letzte Bewertung in einer Finanzierungsrunde" oder "DCF nach IDW S1 durch einen Sachverständigen, falls keine Finanzierungsrunde vorliegt". Verbindlich erst im Side-Letter.</w:t>
@@ -1298,14 +1351,20 @@
     <w:p>
       <w:pPr>
         <w:pStyle w:val="ListNumber"/>
+        <w:spacing w:line="259" w:lineRule="auto" w:after="60"/>
       </w:pPr>
       <w:r>
         <w:t>Behandlung von ESOP-Berechtigten im Leaver-Fall: separate Regelung im VSOP-Vertrag, wird vor Closing fertiggestellt.</w:t>
       </w:r>
     </w:p>
-    <w:p/>
     <w:p>
       <w:pPr>
+        <w:spacing w:line="259" w:lineRule="auto" w:after="60"/>
+      </w:pPr>
+    </w:p>
+    <w:p>
+      <w:pPr>
+        <w:spacing w:line="259" w:lineRule="auto" w:after="60"/>
         <w:jc w:val="left"/>
       </w:pPr>
       <w:r>
@@ -1313,13 +1372,58 @@
       </w:r>
     </w:p>
     <w:sectPr>
+      <w:headerReference w:type="default" r:id="rId9"/>
+      <w:footerReference w:type="default" r:id="rId10"/>
       <w:pgSz w:w="11906" w:h="16838"/>
-      <w:pgMar w:top="1417" w:right="1417" w:bottom="1417" w:left="1417" w:header="720" w:footer="720" w:gutter="0"/>
+      <w:pgMar w:top="1191" w:right="1247" w:bottom="1134" w:left="1361" w:header="720" w:footer="720" w:gutter="0"/>
       <w:cols w:space="720"/>
       <w:docGrid w:linePitch="360"/>
     </w:sectPr>
   </w:body>
 </w:document>
+</file>
+
+<file path=word/footer1.xml><?xml version="1.0" encoding="utf-8"?>
+<w:ftr xmlns:m="http://schemas.openxmlformats.org/officeDocument/2006/math" xmlns:mc="http://schemas.openxmlformats.org/markup-compatibility/2006" xmlns:mo="http://schemas.microsoft.com/office/mac/office/2008/main" xmlns:mv="urn:schemas-microsoft-com:mac:vml" xmlns:o="urn:schemas-microsoft-com:office:office" xmlns:r="http://schemas.openxmlformats.org/officeDocument/2006/relationships" xmlns:v="urn:schemas-microsoft-com:vml" xmlns:w10="urn:schemas-microsoft-com:office:word" xmlns:w14="http://schemas.microsoft.com/office/word/2010/wordml" xmlns:w="http://schemas.openxmlformats.org/wordprocessingml/2006/main" xmlns:wne="http://schemas.microsoft.com/office/word/2006/wordml" xmlns:wp14="http://schemas.microsoft.com/office/word/2010/wordprocessingDrawing" xmlns:wp="http://schemas.openxmlformats.org/drawingml/2006/wordprocessingDrawing" xmlns:wpc="http://schemas.microsoft.com/office/word/2010/wordprocessingCanvas" xmlns:wpg="http://schemas.microsoft.com/office/word/2010/wordprocessingGroup" xmlns:wpi="http://schemas.microsoft.com/office/word/2010/wordprocessingInk" xmlns:wps="http://schemas.microsoft.com/office/word/2010/wordprocessingShape" mc:Ignorable="w14 wp14">
+  <w:p>
+    <w:pPr>
+      <w:pStyle w:val="Footer"/>
+      <w:jc w:val="left"/>
+    </w:pPr>
+    <w:r/>
+    <w:r>
+      <w:rPr>
+        <w:rFonts w:ascii="Times New Roman" w:hAnsi="Times New Roman"/>
+        <w:b w:val="0"/>
+        <w:color w:val="777777"/>
+        <w:sz w:val="17"/>
+      </w:rPr>
+      <w:t>Vertraulich | Bearbeitungsstand Juli 2026 | nur zur Aktenbearbeitung</w:t>
+    </w:r>
+  </w:p>
+</w:ftr>
+</file>
+
+<file path=word/header1.xml><?xml version="1.0" encoding="utf-8"?>
+<w:hdr xmlns:m="http://schemas.openxmlformats.org/officeDocument/2006/math" xmlns:mc="http://schemas.openxmlformats.org/markup-compatibility/2006" xmlns:mo="http://schemas.microsoft.com/office/mac/office/2008/main" xmlns:mv="urn:schemas-microsoft-com:mac:vml" xmlns:o="urn:schemas-microsoft-com:office:office" xmlns:r="http://schemas.openxmlformats.org/officeDocument/2006/relationships" xmlns:v="urn:schemas-microsoft-com:vml" xmlns:w10="urn:schemas-microsoft-com:office:word" xmlns:w14="http://schemas.microsoft.com/office/word/2010/wordml" xmlns:w="http://schemas.openxmlformats.org/wordprocessingml/2006/main" xmlns:wne="http://schemas.microsoft.com/office/word/2006/wordml" xmlns:wp14="http://schemas.microsoft.com/office/word/2010/wordprocessingDrawing" xmlns:wp="http://schemas.openxmlformats.org/drawingml/2006/wordprocessingDrawing" xmlns:wpc="http://schemas.microsoft.com/office/word/2010/wordprocessingCanvas" xmlns:wpg="http://schemas.microsoft.com/office/word/2010/wordprocessingGroup" xmlns:wpi="http://schemas.microsoft.com/office/word/2010/wordprocessingInk" xmlns:wps="http://schemas.microsoft.com/office/word/2010/wordprocessingShape" mc:Ignorable="w14 wp14">
+  <w:p>
+    <w:pPr>
+      <w:pStyle w:val="Header"/>
+      <w:jc w:val="left"/>
+    </w:pPr>
+    <w:r/>
+    <w:r>
+      <w:rPr>
+        <w:rFonts w:ascii="Times New Roman" w:hAnsi="Times New Roman"/>
+        <w:b w:val="0"/>
+        <w:i w:val="0"/>
+        <w:color w:val="666666"/>
+        <w:sz w:val="17"/>
+      </w:rPr>
+      <w:t>Hagemann &amp; Westarp Rechtsanwälte | Gesellschaftsrechtliche Arbeitsakte | Bearbeitungsstand Juli 2026</w:t>
+    </w:r>
+  </w:p>
+</w:hdr>
 </file>
 
 <file path=word/numbering.xml><?xml version="1.0" encoding="utf-8"?>
@@ -2036,11 +2140,12 @@
       <w:contextualSpacing/>
     </w:pPr>
     <w:rPr>
-      <w:rFonts w:asciiTheme="majorHAnsi" w:eastAsiaTheme="majorEastAsia" w:hAnsiTheme="majorHAnsi" w:cstheme="majorBidi"/>
+      <w:rFonts w:asciiTheme="majorHAnsi" w:eastAsiaTheme="majorEastAsia" w:hAnsiTheme="majorHAnsi" w:cstheme="majorBidi" w:ascii="Times New Roman" w:hAnsi="Times New Roman"/>
+      <w:b/>
       <w:color w:val="17365D" w:themeColor="text2" w:themeShade="BF"/>
       <w:spacing w:val="5"/>
       <w:kern w:val="28"/>
-      <w:sz w:val="52"/>
+      <w:sz w:val="30"/>
       <w:szCs w:val="52"/>
     </w:rPr>
   </w:style>
